--- a/templates/工伤案件审批表（模板）.docx
+++ b/templates/工伤案件审批表（模板）.docx
@@ -108,7 +108,7 @@
                 <w:sz w:val="24"/>
                 <w:szCs w:val="24"/>
               </w:rPr>
-              <w:t>{用人单位}</w:t>
+              <w:t>{申请人}</w:t>
             </w:r>
           </w:p>
         </w:tc>
@@ -783,25 +783,7 @@
                 <w:sz w:val="24"/>
                 <w:szCs w:val="24"/>
               </w:rPr>
-              <w:t>{</w:t>
-            </w:r>
-            <w:r>
-              <w:rPr>
-                <w:rFonts w:ascii="宋体" w:cs="宋体" w:hint="eastAsia"/>
-                <w:kern w:val="0"/>
-                <w:sz w:val="24"/>
-                <w:szCs w:val="24"/>
-              </w:rPr>
-              <w:t>医疗结论</w:t>
-            </w:r>
-            <w:r>
-              <w:rPr>
-                <w:rFonts w:ascii="宋体" w:cs="宋体" w:hint="eastAsia"/>
-                <w:kern w:val="0"/>
-                <w:sz w:val="24"/>
-                <w:szCs w:val="24"/>
-              </w:rPr>
-              <w:t>}</w:t>
+              <w:t>{医疗结论}</w:t>
             </w:r>
           </w:p>
         </w:tc>
@@ -909,25 +891,7 @@
                 <w:sz w:val="24"/>
                 <w:szCs w:val="24"/>
               </w:rPr>
-              <w:t>□认定工伤</w:t>
-            </w:r>
-            <w:r>
-              <w:rPr>
-                <w:rFonts w:ascii="宋体" w:hAnsi="宋体" w:cs="宋体" w:hint="eastAsia"/>
-                <w:kern w:val="0"/>
-                <w:sz w:val="24"/>
-                <w:szCs w:val="24"/>
-              </w:rPr>
-              <w:t xml:space="preserve">       </w:t>
-            </w:r>
-            <w:r>
-              <w:rPr>
-                <w:rFonts w:ascii="宋体" w:hAnsi="宋体" w:cs="宋体" w:hint="eastAsia"/>
-                <w:kern w:val="0"/>
-                <w:sz w:val="24"/>
-                <w:szCs w:val="24"/>
-              </w:rPr>
-              <w:t>□不予认定工伤</w:t>
+              <w:t>□认定工伤       □不予认定工伤</w:t>
             </w:r>
           </w:p>
         </w:tc>
@@ -1050,15 +1014,7 @@
                 <w:sz w:val="24"/>
                 <w:szCs w:val="24"/>
               </w:rPr>
-              <w:t>条例</w:t>
-            </w:r>
-            <w:r>
-              <w:rPr>
-                <w:rFonts w:asciiTheme="minorEastAsia" w:eastAsiaTheme="minorEastAsia" w:hAnsiTheme="minorEastAsia" w:cstheme="minorEastAsia" w:hint="eastAsia"/>
-                <w:sz w:val="24"/>
-                <w:szCs w:val="24"/>
-              </w:rPr>
-              <w:t>}</w:t>
+              <w:t>条例}</w:t>
             </w:r>
             <w:bookmarkStart w:id="0" w:name="_GoBack"/>
             <w:bookmarkEnd w:id="0"/>
@@ -1137,61 +1093,7 @@
                 <w:sz w:val="24"/>
                 <w:szCs w:val="24"/>
               </w:rPr>
-              <w:t>经办人签名：</w:t>
-            </w:r>
-            <w:r>
-              <w:rPr>
-                <w:rFonts w:ascii="宋体" w:cs="宋体" w:hint="eastAsia"/>
-                <w:kern w:val="0"/>
-                <w:sz w:val="24"/>
-                <w:szCs w:val="24"/>
-              </w:rPr>
-              <w:t xml:space="preserve">                                        </w:t>
-            </w:r>
-            <w:r>
-              <w:rPr>
-                <w:rFonts w:ascii="宋体" w:cs="宋体" w:hint="eastAsia"/>
-                <w:kern w:val="0"/>
-                <w:sz w:val="24"/>
-                <w:szCs w:val="24"/>
-              </w:rPr>
-              <w:t>年</w:t>
-            </w:r>
-            <w:r>
-              <w:rPr>
-                <w:rFonts w:ascii="宋体" w:cs="宋体" w:hint="eastAsia"/>
-                <w:kern w:val="0"/>
-                <w:sz w:val="24"/>
-                <w:szCs w:val="24"/>
-              </w:rPr>
-              <w:t xml:space="preserve">    </w:t>
-            </w:r>
-            <w:r>
-              <w:rPr>
-                <w:rFonts w:ascii="宋体" w:cs="宋体" w:hint="eastAsia"/>
-                <w:kern w:val="0"/>
-                <w:sz w:val="24"/>
-                <w:szCs w:val="24"/>
-              </w:rPr>
-              <w:t>月</w:t>
-            </w:r>
-            <w:r>
-              <w:rPr>
-                <w:rFonts w:ascii="宋体" w:cs="宋体" w:hint="eastAsia"/>
-                <w:kern w:val="0"/>
-                <w:sz w:val="24"/>
-                <w:szCs w:val="24"/>
-              </w:rPr>
-              <w:t xml:space="preserve">    </w:t>
-            </w:r>
-            <w:r>
-              <w:rPr>
-                <w:rFonts w:ascii="宋体" w:cs="宋体" w:hint="eastAsia"/>
-                <w:kern w:val="0"/>
-                <w:sz w:val="24"/>
-                <w:szCs w:val="24"/>
-              </w:rPr>
-              <w:t>日</w:t>
+              <w:t>经办人签名：                                        年    月    日</w:t>
             </w:r>
           </w:p>
         </w:tc>

--- a/templates/工伤案件审批表（模板）.docx
+++ b/templates/工伤案件审批表（模板）.docx
@@ -108,7 +108,25 @@
                 <w:sz w:val="24"/>
                 <w:szCs w:val="24"/>
               </w:rPr>
-              <w:t>{申请人}</w:t>
+              <w:t>{{</w:t>
+            </w:r>
+            <w:r>
+              <w:rPr>
+                <w:rFonts w:ascii="宋体" w:cs="宋体" w:hint="eastAsia"/>
+                <w:kern w:val="0"/>
+                <w:sz w:val="24"/>
+                <w:szCs w:val="24"/>
+              </w:rPr>
+              <w:t>申请人</w:t>
+            </w:r>
+            <w:r>
+              <w:rPr>
+                <w:rFonts w:ascii="宋体" w:cs="宋体" w:hint="eastAsia"/>
+                <w:kern w:val="0"/>
+                <w:sz w:val="24"/>
+                <w:szCs w:val="24"/>
+              </w:rPr>
+              <w:t>}}</w:t>
             </w:r>
           </w:p>
         </w:tc>
@@ -250,7 +268,25 @@
                 <w:sz w:val="24"/>
                 <w:szCs w:val="24"/>
               </w:rPr>
-              <w:t>{受伤职工}</w:t>
+              <w:t>{{</w:t>
+            </w:r>
+            <w:r>
+              <w:rPr>
+                <w:rFonts w:ascii="宋体" w:cs="宋体" w:hint="eastAsia"/>
+                <w:kern w:val="0"/>
+                <w:sz w:val="24"/>
+                <w:szCs w:val="24"/>
+              </w:rPr>
+              <w:t>受伤职工</w:t>
+            </w:r>
+            <w:r>
+              <w:rPr>
+                <w:rFonts w:ascii="宋体" w:cs="宋体" w:hint="eastAsia"/>
+                <w:kern w:val="0"/>
+                <w:sz w:val="24"/>
+                <w:szCs w:val="24"/>
+              </w:rPr>
+              <w:t>}}</w:t>
             </w:r>
           </w:p>
         </w:tc>
@@ -329,7 +365,25 @@
                 <w:sz w:val="24"/>
                 <w:szCs w:val="24"/>
               </w:rPr>
-              <w:t>{性别}</w:t>
+              <w:t>{{</w:t>
+            </w:r>
+            <w:r>
+              <w:rPr>
+                <w:rFonts w:ascii="宋体" w:cs="宋体" w:hint="eastAsia"/>
+                <w:kern w:val="0"/>
+                <w:sz w:val="24"/>
+                <w:szCs w:val="24"/>
+              </w:rPr>
+              <w:t>性别</w:t>
+            </w:r>
+            <w:r>
+              <w:rPr>
+                <w:rFonts w:ascii="宋体" w:cs="宋体" w:hint="eastAsia"/>
+                <w:kern w:val="0"/>
+                <w:sz w:val="24"/>
+                <w:szCs w:val="24"/>
+              </w:rPr>
+              <w:t>}}</w:t>
             </w:r>
           </w:p>
         </w:tc>
@@ -396,7 +450,25 @@
                 <w:sz w:val="24"/>
                 <w:szCs w:val="24"/>
               </w:rPr>
-              <w:t>{身份证号}</w:t>
+              <w:t>{{</w:t>
+            </w:r>
+            <w:r>
+              <w:rPr>
+                <w:rFonts w:ascii="宋体" w:cs="宋体" w:hint="eastAsia"/>
+                <w:kern w:val="0"/>
+                <w:sz w:val="24"/>
+                <w:szCs w:val="24"/>
+              </w:rPr>
+              <w:t>身份证号</w:t>
+            </w:r>
+            <w:r>
+              <w:rPr>
+                <w:rFonts w:ascii="宋体" w:cs="宋体" w:hint="eastAsia"/>
+                <w:kern w:val="0"/>
+                <w:sz w:val="24"/>
+                <w:szCs w:val="24"/>
+              </w:rPr>
+              <w:t>}}</w:t>
             </w:r>
           </w:p>
         </w:tc>
@@ -480,7 +552,25 @@
                 <w:sz w:val="24"/>
                 <w:szCs w:val="24"/>
               </w:rPr>
-              <w:t>{用人单位}</w:t>
+              <w:t>{{</w:t>
+            </w:r>
+            <w:r>
+              <w:rPr>
+                <w:rFonts w:ascii="宋体" w:cs="宋体" w:hint="eastAsia"/>
+                <w:kern w:val="0"/>
+                <w:sz w:val="24"/>
+                <w:szCs w:val="24"/>
+              </w:rPr>
+              <w:t>用人单位</w:t>
+            </w:r>
+            <w:r>
+              <w:rPr>
+                <w:rFonts w:ascii="宋体" w:cs="宋体" w:hint="eastAsia"/>
+                <w:kern w:val="0"/>
+                <w:sz w:val="24"/>
+                <w:szCs w:val="24"/>
+              </w:rPr>
+              <w:t>}}</w:t>
             </w:r>
           </w:p>
         </w:tc>
@@ -668,16 +758,61 @@
                 <w:sz w:val="24"/>
                 <w:szCs w:val="24"/>
               </w:rPr>
-              <w:t>{自我介绍}</w:t>
-            </w:r>
-            <w:r>
-              <w:rPr>
-                <w:rFonts w:ascii="宋体" w:cs="宋体" w:hint="eastAsia"/>
-                <w:kern w:val="0"/>
-                <w:sz w:val="24"/>
-                <w:szCs w:val="24"/>
-              </w:rPr>
-              <w:t>{受伤经过}{就医情况}</w:t>
+              <w:t>{{</w:t>
+            </w:r>
+            <w:r>
+              <w:rPr>
+                <w:rFonts w:ascii="宋体" w:cs="宋体" w:hint="eastAsia"/>
+                <w:kern w:val="0"/>
+                <w:sz w:val="24"/>
+                <w:szCs w:val="24"/>
+              </w:rPr>
+              <w:t>自我介绍</w:t>
+            </w:r>
+            <w:r>
+              <w:rPr>
+                <w:rFonts w:ascii="宋体" w:cs="宋体" w:hint="eastAsia"/>
+                <w:kern w:val="0"/>
+                <w:sz w:val="24"/>
+                <w:szCs w:val="24"/>
+              </w:rPr>
+              <w:t>}}{{</w:t>
+            </w:r>
+            <w:r>
+              <w:rPr>
+                <w:rFonts w:ascii="宋体" w:cs="宋体" w:hint="eastAsia"/>
+                <w:kern w:val="0"/>
+                <w:sz w:val="24"/>
+                <w:szCs w:val="24"/>
+              </w:rPr>
+              <w:t>受伤经过</w:t>
+            </w:r>
+            <w:r>
+              <w:rPr>
+                <w:rFonts w:ascii="宋体" w:cs="宋体" w:hint="eastAsia"/>
+                <w:kern w:val="0"/>
+                <w:sz w:val="24"/>
+                <w:szCs w:val="24"/>
+              </w:rPr>
+              <w:t>}}{{</w:t>
+            </w:r>
+            <w:r>
+              <w:rPr>
+                <w:rFonts w:ascii="宋体" w:cs="宋体" w:hint="eastAsia"/>
+                <w:kern w:val="0"/>
+                <w:sz w:val="24"/>
+                <w:szCs w:val="24"/>
+              </w:rPr>
+              <w:t>就医情况</w:t>
+            </w:r>
+            <w:r>
+              <w:rPr>
+                <w:rFonts w:ascii="宋体" w:cs="宋体" w:hint="eastAsia"/>
+                <w:kern w:val="0"/>
+                <w:sz w:val="24"/>
+                <w:szCs w:val="24"/>
+              </w:rPr>
+              <w:t>}}</w:t>
             </w:r>
           </w:p>
         </w:tc>
@@ -783,7 +918,25 @@
                 <w:sz w:val="24"/>
                 <w:szCs w:val="24"/>
               </w:rPr>
-              <w:t>{医疗结论}</w:t>
+              <w:t>{{</w:t>
+            </w:r>
+            <w:r>
+              <w:rPr>
+                <w:rFonts w:ascii="宋体" w:cs="宋体" w:hint="eastAsia"/>
+                <w:kern w:val="0"/>
+                <w:sz w:val="24"/>
+                <w:szCs w:val="24"/>
+              </w:rPr>
+              <w:t>医疗结论</w:t>
+            </w:r>
+            <w:r>
+              <w:rPr>
+                <w:rFonts w:ascii="宋体" w:cs="宋体" w:hint="eastAsia"/>
+                <w:kern w:val="0"/>
+                <w:sz w:val="24"/>
+                <w:szCs w:val="24"/>
+              </w:rPr>
+              <w:t>}}</w:t>
             </w:r>
           </w:p>
         </w:tc>
@@ -1006,7 +1159,7 @@
                 <w:sz w:val="24"/>
                 <w:szCs w:val="24"/>
               </w:rPr>
-              <w:t>{</w:t>
+              <w:t>{{</w:t>
             </w:r>
             <w:r>
               <w:rPr>
@@ -1014,7 +1167,15 @@
                 <w:sz w:val="24"/>
                 <w:szCs w:val="24"/>
               </w:rPr>
-              <w:t>条例}</w:t>
+              <w:t>条例</w:t>
+            </w:r>
+            <w:r>
+              <w:rPr>
+                <w:rFonts w:asciiTheme="minorEastAsia" w:eastAsiaTheme="minorEastAsia" w:hAnsiTheme="minorEastAsia" w:cstheme="minorEastAsia" w:hint="eastAsia"/>
+                <w:sz w:val="24"/>
+                <w:szCs w:val="24"/>
+              </w:rPr>
+              <w:t>}}</w:t>
             </w:r>
             <w:bookmarkStart w:id="0" w:name="_GoBack"/>
             <w:bookmarkEnd w:id="0"/>
